--- a/Subgroups/ASX/Extension Definition Exercises/Drone Research Notes.docx
+++ b/Subgroups/ASX/Extension Definition Exercises/Drone Research Notes.docx
@@ -5,49 +5,25 @@
     <w:p>
       <w:pPr>
         <w:pStyle w:val="Title"/>
-        <w:rPr>
-          <w:lang w:val="en-US"/>
-        </w:rPr>
-      </w:pPr>
-      <w:r>
-        <w:rPr>
-          <w:lang w:val="en-US"/>
-        </w:rPr>
+      </w:pPr>
+      <w:r>
         <w:t>Research on Unpiloted Vehicles</w:t>
       </w:r>
     </w:p>
-    <w:p>
-      <w:pPr>
-        <w:rPr>
-          <w:lang w:val="en-US"/>
-        </w:rPr>
-      </w:pPr>
-    </w:p>
+    <w:p/>
     <w:p>
       <w:pPr>
         <w:pStyle w:val="Heading1"/>
-        <w:rPr>
-          <w:lang w:val="en-US"/>
-        </w:rPr>
-      </w:pPr>
-      <w:r>
-        <w:rPr>
-          <w:lang w:val="en-US"/>
-        </w:rPr>
+      </w:pPr>
+      <w:r>
         <w:t>Attributes of UAVs</w:t>
       </w:r>
     </w:p>
     <w:p>
       <w:pPr>
         <w:pStyle w:val="Heading2"/>
-        <w:rPr>
-          <w:lang w:val="en-US"/>
-        </w:rPr>
-      </w:pPr>
-      <w:r>
-        <w:rPr>
-          <w:lang w:val="en-US"/>
-        </w:rPr>
+      </w:pPr>
+      <w:r>
         <w:t>Concepts</w:t>
       </w:r>
     </w:p>
@@ -58,14 +34,8 @@
           <w:ilvl w:val="0"/>
           <w:numId w:val="5"/>
         </w:numPr>
-        <w:rPr>
-          <w:lang w:val="en-US"/>
-        </w:rPr>
-      </w:pPr>
-      <w:r>
-        <w:rPr>
-          <w:lang w:val="en-US"/>
-        </w:rPr>
+      </w:pPr>
+      <w:r>
         <w:t>Propulsion type</w:t>
       </w:r>
     </w:p>
@@ -76,14 +46,8 @@
           <w:ilvl w:val="0"/>
           <w:numId w:val="5"/>
         </w:numPr>
-        <w:rPr>
-          <w:lang w:val="en-US"/>
-        </w:rPr>
-      </w:pPr>
-      <w:r>
-        <w:rPr>
-          <w:lang w:val="en-US"/>
-        </w:rPr>
+      </w:pPr>
+      <w:r>
         <w:t>Overall dimension (L x W x H)</w:t>
       </w:r>
     </w:p>
@@ -94,27 +58,12 @@
           <w:ilvl w:val="0"/>
           <w:numId w:val="5"/>
         </w:numPr>
-        <w:rPr>
-          <w:lang w:val="fr-FR"/>
-        </w:rPr>
-      </w:pPr>
-      <w:r>
-        <w:rPr>
-          <w:lang w:val="fr-FR"/>
-        </w:rPr>
+      </w:pPr>
+      <w:r>
         <w:t>Fuel type</w:t>
       </w:r>
       <w:r>
-        <w:rPr>
-          <w:lang w:val="fr-FR"/>
-        </w:rPr>
-        <w:t xml:space="preserve"> – Diesel vs Ba</w:t>
-      </w:r>
-      <w:r>
-        <w:rPr>
-          <w:lang w:val="fr-FR"/>
-        </w:rPr>
-        <w:t>ttery</w:t>
+        <w:t xml:space="preserve"> – Diesel vs Battery</w:t>
       </w:r>
     </w:p>
     <w:p>
@@ -124,14 +73,8 @@
           <w:ilvl w:val="0"/>
           <w:numId w:val="5"/>
         </w:numPr>
-        <w:rPr>
-          <w:lang w:val="en-US"/>
-        </w:rPr>
-      </w:pPr>
-      <w:r>
-        <w:rPr>
-          <w:lang w:val="en-US"/>
-        </w:rPr>
+      </w:pPr>
+      <w:r>
         <w:t>Max payload (weight)</w:t>
       </w:r>
     </w:p>
@@ -154,9 +97,6 @@
           <w:ilvl w:val="0"/>
           <w:numId w:val="5"/>
         </w:numPr>
-        <w:rPr>
-          <w:lang w:val="en-US"/>
-        </w:rPr>
       </w:pPr>
       <w:r>
         <w:t>Max. Speed</w:t>
@@ -175,9 +115,6 @@
           <w:ilvl w:val="0"/>
           <w:numId w:val="5"/>
         </w:numPr>
-        <w:rPr>
-          <w:lang w:val="en-US"/>
-        </w:rPr>
       </w:pPr>
       <w:r>
         <w:t xml:space="preserve">Max. </w:t>
@@ -193,34 +130,30 @@
           <w:ilvl w:val="0"/>
           <w:numId w:val="5"/>
         </w:numPr>
-        <w:rPr>
-          <w:lang w:val="en-US"/>
-        </w:rPr>
-      </w:pPr>
-      <w:r>
-        <w:rPr>
-          <w:lang w:val="en-US"/>
-        </w:rPr>
+      </w:pPr>
+      <w:r>
         <w:t>Max. Range (1000 km)</w:t>
       </w:r>
     </w:p>
     <w:p>
       <w:pPr>
         <w:pStyle w:val="Heading2"/>
-        <w:rPr>
-          <w:lang w:val="en-US"/>
-        </w:rPr>
-      </w:pPr>
-      <w:r>
-        <w:rPr>
-          <w:lang w:val="en-US"/>
-        </w:rPr>
+      </w:pPr>
+      <w:r>
         <w:t>Issues to investigate</w:t>
       </w:r>
     </w:p>
     <w:p>
       <w:r>
-        <w:t>Electric is battery powered. Is battery type a factor in simulation?</w:t>
+        <w:t xml:space="preserve">Electric is battery powered. </w:t>
+      </w:r>
+      <w:proofErr w:type="gramStart"/>
+      <w:r>
+        <w:t>Is</w:t>
+      </w:r>
+      <w:proofErr w:type="gramEnd"/>
+      <w:r>
+        <w:t xml:space="preserve"> battery type a factor in simulation?</w:t>
       </w:r>
     </w:p>
     <w:p>
@@ -248,7 +181,15 @@
         </w:numPr>
       </w:pPr>
       <w:r>
-        <w:t>Written Sept, 18, 2025</w:t>
+        <w:t xml:space="preserve">Written </w:t>
+      </w:r>
+      <w:proofErr w:type="gramStart"/>
+      <w:r>
+        <w:t>Sept,</w:t>
+      </w:r>
+      <w:proofErr w:type="gramEnd"/>
+      <w:r>
+        <w:t xml:space="preserve"> 18, 2025</w:t>
       </w:r>
     </w:p>
     <w:p>
@@ -356,207 +297,118 @@
     <w:p>
       <w:pPr>
         <w:pStyle w:val="Heading1"/>
-        <w:rPr>
-          <w:lang w:val="en-US"/>
-        </w:rPr>
-      </w:pPr>
-      <w:r>
-        <w:rPr>
-          <w:lang w:val="en-US"/>
-        </w:rPr>
+      </w:pPr>
+      <w:r>
         <w:t>Propulsion Systems</w:t>
       </w:r>
     </w:p>
     <w:p>
-      <w:pPr>
-        <w:rPr>
-          <w:lang w:val="en-US"/>
-        </w:rPr>
-      </w:pPr>
-      <w:r>
-        <w:rPr>
-          <w:lang w:val="en-US"/>
-        </w:rPr>
-        <w:t>[Propulsion]</w:t>
-      </w:r>
-      <w:r>
-        <w:rPr>
-          <w:lang w:val="en-US"/>
-        </w:rPr>
+      <w:r>
+        <w:t xml:space="preserve">[Propulsion] </w:t>
+      </w:r>
+    </w:p>
+    <w:p>
+      <w:r>
+        <w:t>Fixed-Wing drone propulsion – Rely on wings for lift. Propulsion is typically located in the rear or front. Provide forward thrust rather than vertical lift.</w:t>
+      </w:r>
+    </w:p>
+    <w:p>
+      <w:pPr>
+        <w:pStyle w:val="ListParagraph"/>
+        <w:numPr>
+          <w:ilvl w:val="0"/>
+          <w:numId w:val="4"/>
+        </w:numPr>
+      </w:pPr>
+      <w:r>
+        <w:lastRenderedPageBreak/>
+        <w:t xml:space="preserve">Engines used in </w:t>
+      </w:r>
+      <w:proofErr w:type="gramStart"/>
+      <w:r>
+        <w:t>fixed-wing</w:t>
+      </w:r>
+      <w:proofErr w:type="gramEnd"/>
+      <w:r>
+        <w:t>: both electric and internal combustion.</w:t>
+      </w:r>
+    </w:p>
+    <w:p>
+      <w:r>
+        <w:t>Multi-Rotor Propulsion – e.g. quadcopters. Known for agility, stability, and ability to hover in place.</w:t>
+      </w:r>
+    </w:p>
+    <w:p>
+      <w:pPr>
+        <w:pStyle w:val="ListParagraph"/>
+        <w:numPr>
+          <w:ilvl w:val="0"/>
+          <w:numId w:val="4"/>
+        </w:numPr>
+      </w:pPr>
+      <w:r>
+        <w:t>Can change motor speeds dynamically and maneuver precisely, maintain stability even in challenging conditions.</w:t>
+      </w:r>
+    </w:p>
+    <w:p>
+      <w:r>
+        <w:t>Gas-Powered Drones internal combustion engines</w:t>
+      </w:r>
+    </w:p>
+    <w:p>
+      <w:pPr>
+        <w:pStyle w:val="ListParagraph"/>
+        <w:numPr>
+          <w:ilvl w:val="0"/>
+          <w:numId w:val="4"/>
+        </w:numPr>
+      </w:pPr>
+      <w:r>
+        <w:t>Use fuel sources like gasoline or diesel</w:t>
+      </w:r>
+    </w:p>
+    <w:p>
+      <w:pPr>
+        <w:pStyle w:val="ListParagraph"/>
+        <w:numPr>
+          <w:ilvl w:val="0"/>
+          <w:numId w:val="4"/>
+        </w:numPr>
+      </w:pPr>
+      <w:r>
+        <w:t>Electric is more efficient in small-scale drones</w:t>
+      </w:r>
+    </w:p>
+    <w:p>
+      <w:pPr>
+        <w:pStyle w:val="ListParagraph"/>
+        <w:numPr>
+          <w:ilvl w:val="0"/>
+          <w:numId w:val="4"/>
+        </w:numPr>
+      </w:pPr>
+      <w:r>
+        <w:t>Combustion engines for larger drones or long-duration flights.</w:t>
+      </w:r>
+    </w:p>
+    <w:p/>
+    <w:p>
+      <w:r>
+        <w:t>Type of propulsion system depends on the application of the drone.</w:t>
+      </w:r>
+      <w:r>
         <w:t xml:space="preserve"> </w:t>
       </w:r>
     </w:p>
     <w:p>
       <w:pPr>
-        <w:rPr>
-          <w:lang w:val="en-US"/>
-        </w:rPr>
-      </w:pPr>
-      <w:r>
-        <w:rPr>
-          <w:lang w:val="en-US"/>
-        </w:rPr>
-        <w:t>Fixed-Wing drone propulsion – Rely on wings for lift. Propulsion is typically located in the rear or front. Provide forward thrust rather than vertical lift.</w:t>
-      </w:r>
-    </w:p>
-    <w:p>
-      <w:pPr>
-        <w:pStyle w:val="ListParagraph"/>
-        <w:numPr>
-          <w:ilvl w:val="0"/>
-          <w:numId w:val="4"/>
-        </w:numPr>
-        <w:rPr>
-          <w:lang w:val="en-US"/>
-        </w:rPr>
-      </w:pPr>
-      <w:r>
-        <w:rPr>
-          <w:lang w:val="en-US"/>
-        </w:rPr>
-        <w:lastRenderedPageBreak/>
-        <w:t>Engines used in fixed-wing: both electric and internal combustion.</w:t>
-      </w:r>
-    </w:p>
-    <w:p>
-      <w:pPr>
-        <w:rPr>
-          <w:lang w:val="en-US"/>
-        </w:rPr>
-      </w:pPr>
-      <w:r>
-        <w:rPr>
-          <w:lang w:val="en-US"/>
-        </w:rPr>
-        <w:t>Multi-Rotor Propulsion – e.g. quadcopters. Known for agility, stability, and ability to hover in place.</w:t>
-      </w:r>
-    </w:p>
-    <w:p>
-      <w:pPr>
-        <w:pStyle w:val="ListParagraph"/>
-        <w:numPr>
-          <w:ilvl w:val="0"/>
-          <w:numId w:val="4"/>
-        </w:numPr>
-        <w:rPr>
-          <w:lang w:val="en-US"/>
-        </w:rPr>
-      </w:pPr>
-      <w:r>
-        <w:rPr>
-          <w:lang w:val="en-US"/>
-        </w:rPr>
-        <w:t>Can change motor speeds dynamically and maneuver precisely, maintain stability even in challenging conditions.</w:t>
-      </w:r>
-    </w:p>
-    <w:p>
-      <w:pPr>
-        <w:rPr>
-          <w:lang w:val="en-US"/>
-        </w:rPr>
-      </w:pPr>
-      <w:r>
-        <w:rPr>
-          <w:lang w:val="en-US"/>
-        </w:rPr>
-        <w:t>Gas-Powered Drones internal combustion engines</w:t>
-      </w:r>
-    </w:p>
-    <w:p>
-      <w:pPr>
-        <w:pStyle w:val="ListParagraph"/>
-        <w:numPr>
-          <w:ilvl w:val="0"/>
-          <w:numId w:val="4"/>
-        </w:numPr>
-        <w:rPr>
-          <w:lang w:val="en-US"/>
-        </w:rPr>
-      </w:pPr>
-      <w:r>
-        <w:rPr>
-          <w:lang w:val="en-US"/>
-        </w:rPr>
-        <w:t>Use fuel sources like gasoline or diesel</w:t>
-      </w:r>
-    </w:p>
-    <w:p>
-      <w:pPr>
-        <w:pStyle w:val="ListParagraph"/>
-        <w:numPr>
-          <w:ilvl w:val="0"/>
-          <w:numId w:val="4"/>
-        </w:numPr>
-        <w:rPr>
-          <w:lang w:val="en-US"/>
-        </w:rPr>
-      </w:pPr>
-      <w:r>
-        <w:rPr>
-          <w:lang w:val="en-US"/>
-        </w:rPr>
-        <w:t>Electric is more efficient in small-scale drones</w:t>
-      </w:r>
-    </w:p>
-    <w:p>
-      <w:pPr>
-        <w:pStyle w:val="ListParagraph"/>
-        <w:numPr>
-          <w:ilvl w:val="0"/>
-          <w:numId w:val="4"/>
-        </w:numPr>
-        <w:rPr>
-          <w:lang w:val="en-US"/>
-        </w:rPr>
-      </w:pPr>
-      <w:r>
-        <w:rPr>
-          <w:lang w:val="en-US"/>
-        </w:rPr>
-        <w:t>Combustion engines for larger drones or long-duration flights.</w:t>
-      </w:r>
-    </w:p>
-    <w:p>
-      <w:pPr>
-        <w:rPr>
-          <w:lang w:val="en-US"/>
-        </w:rPr>
-      </w:pPr>
-    </w:p>
-    <w:p>
-      <w:pPr>
-        <w:rPr>
-          <w:lang w:val="en-US"/>
-        </w:rPr>
-      </w:pPr>
-      <w:r>
-        <w:rPr>
-          <w:lang w:val="en-US"/>
-        </w:rPr>
-        <w:t>Type of propulsion system depends on the application of the drone.</w:t>
-      </w:r>
-      <w:r>
-        <w:rPr>
-          <w:lang w:val="en-US"/>
-        </w:rPr>
-        <w:t xml:space="preserve"> </w:t>
-      </w:r>
-    </w:p>
-    <w:p>
-      <w:pPr>
-        <w:pStyle w:val="ListParagraph"/>
-        <w:numPr>
-          <w:ilvl w:val="0"/>
-          <w:numId w:val="3"/>
-        </w:numPr>
-        <w:rPr>
-          <w:lang w:val="en-US"/>
-        </w:rPr>
-      </w:pPr>
-      <w:r>
-        <w:rPr>
-          <w:lang w:val="en-US"/>
-        </w:rPr>
+        <w:pStyle w:val="ListParagraph"/>
+        <w:numPr>
+          <w:ilvl w:val="0"/>
+          <w:numId w:val="3"/>
+        </w:numPr>
+      </w:pPr>
+      <w:r>
         <w:t>Military Drones – hybrid or combustion engine systems for extended range, high-speed flight, endurance. Used for surveillance, reconnaissance, and sometimes offensive operations.</w:t>
       </w:r>
     </w:p>
@@ -567,14 +419,8 @@
           <w:ilvl w:val="0"/>
           <w:numId w:val="3"/>
         </w:numPr>
-        <w:rPr>
-          <w:lang w:val="en-US"/>
-        </w:rPr>
-      </w:pPr>
-      <w:r>
-        <w:rPr>
-          <w:lang w:val="en-US"/>
-        </w:rPr>
+      </w:pPr>
+      <w:r>
         <w:t xml:space="preserve">Commercial Drones </w:t>
       </w:r>
     </w:p>
@@ -585,14 +431,8 @@
           <w:ilvl w:val="1"/>
           <w:numId w:val="3"/>
         </w:numPr>
-        <w:rPr>
-          <w:lang w:val="en-US"/>
-        </w:rPr>
-      </w:pPr>
-      <w:r>
-        <w:rPr>
-          <w:lang w:val="en-US"/>
-        </w:rPr>
+      </w:pPr>
+      <w:r>
         <w:t>Agricultural monitoring, delivery services, infrastructure inspection</w:t>
       </w:r>
     </w:p>
@@ -603,20 +443,11 @@
           <w:ilvl w:val="1"/>
           <w:numId w:val="3"/>
         </w:numPr>
-        <w:rPr>
-          <w:lang w:val="en-US"/>
-        </w:rPr>
-      </w:pPr>
-      <w:r>
-        <w:rPr>
-          <w:lang w:val="en-US"/>
-        </w:rPr>
+      </w:pPr>
+      <w:r>
         <w:t>E</w:t>
       </w:r>
       <w:r>
-        <w:rPr>
-          <w:lang w:val="en-US"/>
-        </w:rPr>
         <w:t>lectric or hybrid systems</w:t>
       </w:r>
     </w:p>
@@ -627,14 +458,8 @@
           <w:ilvl w:val="1"/>
           <w:numId w:val="3"/>
         </w:numPr>
-        <w:rPr>
-          <w:lang w:val="en-US"/>
-        </w:rPr>
-      </w:pPr>
-      <w:r>
-        <w:rPr>
-          <w:lang w:val="en-US"/>
-        </w:rPr>
+      </w:pPr>
+      <w:r>
         <w:t>Short-range tasks – electric</w:t>
       </w:r>
     </w:p>
@@ -645,14 +470,8 @@
           <w:ilvl w:val="1"/>
           <w:numId w:val="3"/>
         </w:numPr>
-        <w:rPr>
-          <w:lang w:val="en-US"/>
-        </w:rPr>
-      </w:pPr>
-      <w:r>
-        <w:rPr>
-          <w:lang w:val="en-US"/>
-        </w:rPr>
+      </w:pPr>
+      <w:r>
         <w:t>Hybrid – greater range and flight duration</w:t>
       </w:r>
     </w:p>
@@ -663,14 +482,8 @@
           <w:ilvl w:val="0"/>
           <w:numId w:val="3"/>
         </w:numPr>
-        <w:rPr>
-          <w:lang w:val="en-US"/>
-        </w:rPr>
-      </w:pPr>
-      <w:r>
-        <w:rPr>
-          <w:lang w:val="en-US"/>
-        </w:rPr>
+      </w:pPr>
+      <w:r>
         <w:t>Consumer Drones</w:t>
       </w:r>
     </w:p>
@@ -681,14 +494,8 @@
           <w:ilvl w:val="1"/>
           <w:numId w:val="3"/>
         </w:numPr>
-        <w:rPr>
-          <w:lang w:val="en-US"/>
-        </w:rPr>
-      </w:pPr>
-      <w:r>
-        <w:rPr>
-          <w:lang w:val="en-US"/>
-        </w:rPr>
+      </w:pPr>
+      <w:r>
         <w:t>Photography, videography – electric propulsion – simplicity, low cost, ease of maintenance</w:t>
       </w:r>
     </w:p>
@@ -699,14 +506,8 @@
           <w:ilvl w:val="0"/>
           <w:numId w:val="3"/>
         </w:numPr>
-        <w:rPr>
-          <w:lang w:val="en-US"/>
-        </w:rPr>
-      </w:pPr>
-      <w:r>
-        <w:rPr>
-          <w:lang w:val="en-US"/>
-        </w:rPr>
+      </w:pPr>
+      <w:r>
         <w:t>Industrial Drones</w:t>
       </w:r>
     </w:p>
@@ -717,14 +518,8 @@
           <w:ilvl w:val="1"/>
           <w:numId w:val="3"/>
         </w:numPr>
-        <w:rPr>
-          <w:lang w:val="en-US"/>
-        </w:rPr>
-      </w:pPr>
-      <w:r>
-        <w:rPr>
-          <w:lang w:val="en-US"/>
-        </w:rPr>
+      </w:pPr>
+      <w:r>
         <w:t>Tasks requiring heaving lifting</w:t>
       </w:r>
     </w:p>
@@ -735,14 +530,8 @@
           <w:ilvl w:val="1"/>
           <w:numId w:val="3"/>
         </w:numPr>
-        <w:rPr>
-          <w:lang w:val="en-US"/>
-        </w:rPr>
-      </w:pPr>
-      <w:r>
-        <w:rPr>
-          <w:lang w:val="en-US"/>
-        </w:rPr>
+      </w:pPr>
+      <w:r>
         <w:t xml:space="preserve">Construction, search and rescue, firefighting, </w:t>
       </w:r>
     </w:p>
@@ -753,27 +542,13 @@
           <w:ilvl w:val="1"/>
           <w:numId w:val="3"/>
         </w:numPr>
-        <w:rPr>
-          <w:lang w:val="en-US"/>
-        </w:rPr>
-      </w:pPr>
-      <w:r>
-        <w:rPr>
-          <w:lang w:val="en-US"/>
-        </w:rPr>
+      </w:pPr>
+      <w:r>
         <w:t>hybrid or fuel-based propulsion systems – higher power output</w:t>
       </w:r>
     </w:p>
     <w:p>
-      <w:pPr>
-        <w:rPr>
-          <w:lang w:val="en-US"/>
-        </w:rPr>
-      </w:pPr>
-      <w:r>
-        <w:rPr>
-          <w:lang w:val="en-US"/>
-        </w:rPr>
+      <w:r>
         <w:t>Future Trends</w:t>
       </w:r>
     </w:p>
@@ -786,10 +561,7 @@
         </w:numPr>
       </w:pPr>
       <w:r>
-        <w:t>Hydrogen Fuel Cells – alternative to tr</w:t>
-      </w:r>
-      <w:r>
-        <w:t>aditional batteries &amp; combustion engines</w:t>
+        <w:t>Hydrogen Fuel Cells – alternative to traditional batteries &amp; combustion engines</w:t>
       </w:r>
     </w:p>
     <w:p>
@@ -813,10 +585,7 @@
         </w:numPr>
       </w:pPr>
       <w:r>
-        <w:t>Autonomous Power Management – AI &amp; machine learning us</w:t>
-      </w:r>
-      <w:r>
-        <w:t>ed to optimize power distribution in real-time based on flight conditions and energy availability</w:t>
+        <w:t>Autonomous Power Management – AI &amp; machine learning used to optimize power distribution in real-time based on flight conditions and energy availability</w:t>
       </w:r>
     </w:p>
     <w:p>
@@ -1221,13 +990,7 @@
         <w:t xml:space="preserve"> (LIDAR) Simultaneous Localization and Mapping (SLAM)</w:t>
       </w:r>
       <w:r>
-        <w:t xml:space="preserve">. </w:t>
-      </w:r>
-      <w:r>
-        <w:t>Map environment &amp; determine sensor’s location with th</w:t>
-      </w:r>
-      <w:r>
-        <w:t>at map.</w:t>
+        <w:t>. Map environment &amp; determine sensor’s location with that map.</w:t>
       </w:r>
     </w:p>
     <w:p>
@@ -1646,33 +1409,16 @@
     <w:p>
       <w:pPr>
         <w:pStyle w:val="Heading1"/>
-        <w:rPr>
-          <w:lang w:val="en-US"/>
-        </w:rPr>
-      </w:pPr>
-      <w:r>
-        <w:rPr>
-          <w:lang w:val="en-US"/>
-        </w:rPr>
+      </w:pPr>
+      <w:r>
         <w:t>References</w:t>
       </w:r>
     </w:p>
     <w:p>
-      <w:pPr>
-        <w:rPr>
-          <w:lang w:val="en-US"/>
-        </w:rPr>
-      </w:pPr>
-      <w:r>
-        <w:rPr>
-          <w:lang w:val="en-US"/>
-        </w:rPr>
+      <w:r>
         <w:t>[Propulsion]</w:t>
       </w:r>
       <w:r>
-        <w:rPr>
-          <w:lang w:val="en-US"/>
-        </w:rPr>
         <w:tab/>
       </w:r>
       <w:hyperlink r:id="rId5" w:anchor=":~:text=Engines%20Used%20in%20Fixed%2DWing,required%20range%20of%20the%20drone." w:history="1">
@@ -1684,43 +1430,23 @@
         </w:r>
       </w:hyperlink>
       <w:r>
-        <w:rPr>
-          <w:lang w:val="en-US"/>
-        </w:rPr>
         <w:t xml:space="preserve"> retrieved 19 Sept 2025</w:t>
       </w:r>
     </w:p>
     <w:p>
-      <w:pPr>
-        <w:rPr>
-          <w:lang w:val="en-US"/>
-        </w:rPr>
-      </w:pPr>
-      <w:r>
-        <w:rPr>
-          <w:lang w:val="en-US"/>
-        </w:rPr>
+      <w:r>
         <w:lastRenderedPageBreak/>
         <w:t>[</w:t>
       </w:r>
       <w:proofErr w:type="spellStart"/>
       <w:r>
-        <w:rPr>
-          <w:lang w:val="en-US"/>
-        </w:rPr>
         <w:t>SwarmAttack</w:t>
       </w:r>
       <w:proofErr w:type="spellEnd"/>
       <w:r>
-        <w:rPr>
-          <w:lang w:val="en-US"/>
-        </w:rPr>
         <w:t>]</w:t>
       </w:r>
       <w:r>
-        <w:rPr>
-          <w:lang w:val="en-US"/>
-        </w:rPr>
         <w:tab/>
       </w:r>
       <w:hyperlink r:id="rId6" w:history="1">
@@ -1732,36 +1458,19 @@
         </w:r>
       </w:hyperlink>
       <w:r>
-        <w:rPr>
-          <w:lang w:val="en-US"/>
-        </w:rPr>
         <w:t xml:space="preserve"> retrieved 19 Sept 2025, but written 2022.</w:t>
       </w:r>
     </w:p>
     <w:p>
-      <w:pPr>
-        <w:rPr>
-          <w:lang w:val="en-US"/>
-        </w:rPr>
-      </w:pPr>
-      <w:r>
-        <w:rPr>
-          <w:lang w:val="en-US"/>
-        </w:rPr>
+      <w:r>
         <w:t>[</w:t>
       </w:r>
       <w:proofErr w:type="spellStart"/>
       <w:r>
-        <w:rPr>
-          <w:lang w:val="en-US"/>
-        </w:rPr>
         <w:t>UkraineUgv</w:t>
       </w:r>
       <w:proofErr w:type="spellEnd"/>
       <w:r>
-        <w:rPr>
-          <w:lang w:val="en-US"/>
-        </w:rPr>
         <w:t xml:space="preserve">] </w:t>
       </w:r>
       <w:hyperlink r:id="rId7" w:history="1">
@@ -1773,36 +1482,19 @@
         </w:r>
       </w:hyperlink>
       <w:r>
-        <w:rPr>
-          <w:lang w:val="en-US"/>
-        </w:rPr>
         <w:t>, retrieved 26 Sept, 2025, written 16 July 2025</w:t>
       </w:r>
     </w:p>
     <w:p>
-      <w:pPr>
-        <w:rPr>
-          <w:lang w:val="en-US"/>
-        </w:rPr>
-      </w:pPr>
-      <w:r>
-        <w:rPr>
-          <w:lang w:val="en-US"/>
-        </w:rPr>
+      <w:r>
         <w:t>[</w:t>
       </w:r>
       <w:proofErr w:type="spellStart"/>
       <w:r>
-        <w:rPr>
-          <w:lang w:val="en-US"/>
-        </w:rPr>
         <w:t>CaptureUGV</w:t>
       </w:r>
       <w:proofErr w:type="spellEnd"/>
       <w:r>
-        <w:rPr>
-          <w:lang w:val="en-US"/>
-        </w:rPr>
         <w:t xml:space="preserve">] </w:t>
       </w:r>
       <w:hyperlink r:id="rId8" w:history="1">
@@ -1814,22 +1506,11 @@
         </w:r>
       </w:hyperlink>
       <w:r>
-        <w:rPr>
-          <w:lang w:val="en-US"/>
-        </w:rPr>
         <w:t xml:space="preserve"> retrieved 26 Sept 2025, written 9 July 2025</w:t>
       </w:r>
     </w:p>
     <w:p>
-      <w:pPr>
-        <w:rPr>
-          <w:lang w:val="en-US"/>
-        </w:rPr>
-      </w:pPr>
-      <w:r>
-        <w:rPr>
-          <w:lang w:val="en-US"/>
-        </w:rPr>
+      <w:r>
         <w:t xml:space="preserve">[Jackal] </w:t>
       </w:r>
       <w:hyperlink r:id="rId9" w:history="1">
@@ -1849,22 +1530,11 @@
         <w:proofErr w:type="spellEnd"/>
       </w:hyperlink>
       <w:r>
-        <w:rPr>
-          <w:lang w:val="en-US"/>
-        </w:rPr>
         <w:t xml:space="preserve"> retrieved 26 Sept 2025</w:t>
       </w:r>
     </w:p>
     <w:p>
-      <w:pPr>
-        <w:rPr>
-          <w:lang w:val="en-US"/>
-        </w:rPr>
-      </w:pPr>
-      <w:r>
-        <w:rPr>
-          <w:lang w:val="en-US"/>
-        </w:rPr>
+      <w:r>
         <w:t xml:space="preserve">[Bluefin] </w:t>
       </w:r>
       <w:hyperlink r:id="rId10" w:history="1">
@@ -1876,22 +1546,11 @@
         </w:r>
       </w:hyperlink>
       <w:r>
-        <w:rPr>
-          <w:lang w:val="en-US"/>
-        </w:rPr>
         <w:t xml:space="preserve"> retrieved 26 Sept 2025</w:t>
       </w:r>
     </w:p>
     <w:p>
-      <w:pPr>
-        <w:rPr>
-          <w:lang w:val="en-US"/>
-        </w:rPr>
-      </w:pPr>
-      <w:r>
-        <w:rPr>
-          <w:lang w:val="en-US"/>
-        </w:rPr>
+      <w:r>
         <w:t xml:space="preserve">[L3Harris] </w:t>
       </w:r>
       <w:hyperlink r:id="rId11" w:history="1">
@@ -1903,22 +1562,11 @@
         </w:r>
       </w:hyperlink>
       <w:r>
-        <w:rPr>
-          <w:lang w:val="en-US"/>
-        </w:rPr>
         <w:t>, retrieved 26 Sept 2025</w:t>
       </w:r>
     </w:p>
     <w:p>
-      <w:pPr>
-        <w:rPr>
-          <w:lang w:val="en-US"/>
-        </w:rPr>
-      </w:pPr>
-      <w:r>
-        <w:rPr>
-          <w:lang w:val="en-US"/>
-        </w:rPr>
+      <w:r>
         <w:t xml:space="preserve">[Teledyne] </w:t>
       </w:r>
       <w:hyperlink r:id="rId12" w:history="1">
@@ -1930,9 +1578,6 @@
         </w:r>
       </w:hyperlink>
       <w:r>
-        <w:rPr>
-          <w:lang w:val="en-US"/>
-        </w:rPr>
         <w:t xml:space="preserve"> retrieved 26 Sept 2025</w:t>
       </w:r>
     </w:p>
@@ -1960,27 +1605,524 @@
         <w:t xml:space="preserve"> retrieved 26 Sept 2025</w:t>
       </w:r>
     </w:p>
-    <w:p>
-      <w:pPr>
-        <w:rPr>
-          <w:lang w:val="en-US"/>
-        </w:rPr>
-      </w:pPr>
-    </w:p>
-    <w:p>
-      <w:pPr>
-        <w:rPr>
-          <w:lang w:val="en-US"/>
-        </w:rPr>
-      </w:pPr>
-    </w:p>
-    <w:p>
-      <w:pPr>
-        <w:rPr>
-          <w:lang w:val="en-US"/>
-        </w:rPr>
-      </w:pPr>
-    </w:p>
+    <w:p/>
+    <w:p>
+      <w:pPr>
+        <w:pStyle w:val="Heading1"/>
+      </w:pPr>
+      <w:r>
+        <w:t>Companion Drones</w:t>
+      </w:r>
+    </w:p>
+    <w:p>
+      <w:pPr>
+        <w:pStyle w:val="ListParagraph"/>
+        <w:numPr>
+          <w:ilvl w:val="0"/>
+          <w:numId w:val="3"/>
+        </w:numPr>
+      </w:pPr>
+      <w:r>
+        <w:t>Companion Drones being developed for AH-64E Apache helicopter.</w:t>
+      </w:r>
+    </w:p>
+    <w:p>
+      <w:pPr>
+        <w:pStyle w:val="ListParagraph"/>
+        <w:numPr>
+          <w:ilvl w:val="0"/>
+          <w:numId w:val="3"/>
+        </w:numPr>
+      </w:pPr>
+      <w:r>
+        <w:t>Article from Jan. 27, 2026</w:t>
+      </w:r>
+    </w:p>
+    <w:p>
+      <w:pPr>
+        <w:pStyle w:val="ListParagraph"/>
+        <w:numPr>
+          <w:ilvl w:val="0"/>
+          <w:numId w:val="3"/>
+        </w:numPr>
+      </w:pPr>
+      <w:r>
+        <w:t>UK Ministry of Defence selected seven companies to participate in the NYX project.</w:t>
+      </w:r>
+    </w:p>
+    <w:p>
+      <w:pPr>
+        <w:pStyle w:val="ListParagraph"/>
+        <w:numPr>
+          <w:ilvl w:val="1"/>
+          <w:numId w:val="3"/>
+        </w:numPr>
+      </w:pPr>
+      <w:r>
+        <w:t>To develop autonomous unmanned systems to operate alongside the Apache helicopters.</w:t>
+      </w:r>
+    </w:p>
+    <w:p>
+      <w:pPr>
+        <w:pStyle w:val="ListParagraph"/>
+        <w:numPr>
+          <w:ilvl w:val="1"/>
+          <w:numId w:val="3"/>
+        </w:numPr>
+      </w:pPr>
+      <w:r>
+        <w:t>BAE Systems, Lenoard, Lockheed Martin UK, Thales, etc.</w:t>
+      </w:r>
+    </w:p>
+    <w:p>
+      <w:pPr>
+        <w:pStyle w:val="ListParagraph"/>
+        <w:numPr>
+          <w:ilvl w:val="1"/>
+          <w:numId w:val="3"/>
+        </w:numPr>
+      </w:pPr>
+      <w:r>
+        <w:t>Each participant to submit its own “companion drone” concept for evaluation during next selection phase.</w:t>
+      </w:r>
+    </w:p>
+    <w:p>
+      <w:pPr>
+        <w:pStyle w:val="ListParagraph"/>
+        <w:numPr>
+          <w:ilvl w:val="0"/>
+          <w:numId w:val="3"/>
+        </w:numPr>
+      </w:pPr>
+      <w:r>
+        <w:t>Autonomous platform will be capable of performing wide range of missions:</w:t>
+      </w:r>
+    </w:p>
+    <w:p>
+      <w:pPr>
+        <w:pStyle w:val="ListParagraph"/>
+        <w:numPr>
+          <w:ilvl w:val="1"/>
+          <w:numId w:val="3"/>
+        </w:numPr>
+      </w:pPr>
+      <w:r>
+        <w:t>Reconnaissance and surveillance</w:t>
+      </w:r>
+    </w:p>
+    <w:p>
+      <w:pPr>
+        <w:pStyle w:val="ListParagraph"/>
+        <w:numPr>
+          <w:ilvl w:val="1"/>
+          <w:numId w:val="3"/>
+        </w:numPr>
+      </w:pPr>
+      <w:r>
+        <w:t>Precision strikes</w:t>
+      </w:r>
+    </w:p>
+    <w:p>
+      <w:pPr>
+        <w:pStyle w:val="ListParagraph"/>
+        <w:numPr>
+          <w:ilvl w:val="1"/>
+          <w:numId w:val="3"/>
+        </w:numPr>
+      </w:pPr>
+      <w:r>
+        <w:t>Suppression of enemy assets</w:t>
+      </w:r>
+    </w:p>
+    <w:p>
+      <w:pPr>
+        <w:pStyle w:val="ListParagraph"/>
+        <w:numPr>
+          <w:ilvl w:val="1"/>
+          <w:numId w:val="3"/>
+        </w:numPr>
+      </w:pPr>
+      <w:r>
+        <w:t>Operations in complex airspace.</w:t>
+      </w:r>
+    </w:p>
+    <w:p>
+      <w:pPr>
+        <w:pStyle w:val="ListParagraph"/>
+        <w:numPr>
+          <w:ilvl w:val="0"/>
+          <w:numId w:val="3"/>
+        </w:numPr>
+      </w:pPr>
+      <w:r>
+        <w:t>Should offer lower costs and reduced logistical demands compared to manned aircraft.</w:t>
+      </w:r>
+    </w:p>
+    <w:p>
+      <w:pPr>
+        <w:pStyle w:val="ListParagraph"/>
+        <w:numPr>
+          <w:ilvl w:val="0"/>
+          <w:numId w:val="3"/>
+        </w:numPr>
+      </w:pPr>
+      <w:r>
+        <w:t>Project NYX is developing Uncrewed Air Systems (UAS)</w:t>
+      </w:r>
+    </w:p>
+    <w:p>
+      <w:r>
+        <w:t xml:space="preserve">From </w:t>
+      </w:r>
+      <w:hyperlink r:id="rId14" w:history="1">
+        <w:r>
+          <w:rPr>
+            <w:rStyle w:val="Hyperlink"/>
+          </w:rPr>
+          <w:t>UK Selects Companies to Develop “Companion Drones” for AH-64E Apache</w:t>
+        </w:r>
+      </w:hyperlink>
+    </w:p>
+    <w:p/>
+    <w:p>
+      <w:r>
+        <w:t>From AI Overview of “companion drone military” (May 20, 2026)</w:t>
+      </w:r>
+    </w:p>
+    <w:p>
+      <w:pPr>
+        <w:numPr>
+          <w:ilvl w:val="0"/>
+          <w:numId w:val="6"/>
+        </w:numPr>
+      </w:pPr>
+      <w:r>
+        <w:t>Collaborative Combat Aircraft (CCA) or “loyal wingmen”</w:t>
+      </w:r>
+    </w:p>
+    <w:p>
+      <w:pPr>
+        <w:numPr>
+          <w:ilvl w:val="0"/>
+          <w:numId w:val="6"/>
+        </w:numPr>
+      </w:pPr>
+      <w:r>
+        <w:t>Autonomous, uncrewed aircraft designed to fight alongside or ahead of crewed fighter jets.</w:t>
+      </w:r>
+    </w:p>
+    <w:p>
+      <w:pPr>
+        <w:numPr>
+          <w:ilvl w:val="0"/>
+          <w:numId w:val="6"/>
+        </w:numPr>
+      </w:pPr>
+      <w:r>
+        <w:lastRenderedPageBreak/>
+        <w:t>Act as force multipliers, carrying weapons, sensors, and EW systems.</w:t>
+      </w:r>
+    </w:p>
+    <w:p>
+      <w:pPr>
+        <w:numPr>
+          <w:ilvl w:val="0"/>
+          <w:numId w:val="6"/>
+        </w:numPr>
+      </w:pPr>
+      <w:r>
+        <w:t>US Air Force CCA being developed to pair with crewed platforms like F-22, F-35</w:t>
+      </w:r>
+    </w:p>
+    <w:p>
+      <w:pPr>
+        <w:numPr>
+          <w:ilvl w:val="0"/>
+          <w:numId w:val="6"/>
+        </w:numPr>
+      </w:pPr>
+      <w:r>
+        <w:t>2 drones to every one crewed fighter.</w:t>
+      </w:r>
+    </w:p>
+    <w:p>
+      <w:pPr>
+        <w:numPr>
+          <w:ilvl w:val="0"/>
+          <w:numId w:val="6"/>
+        </w:numPr>
+      </w:pPr>
+      <w:r>
+        <w:t>Capable of:</w:t>
+      </w:r>
+    </w:p>
+    <w:p>
+      <w:pPr>
+        <w:numPr>
+          <w:ilvl w:val="1"/>
+          <w:numId w:val="6"/>
+        </w:numPr>
+      </w:pPr>
+      <w:r>
+        <w:t xml:space="preserve">Interpreting mission objectives, scouting, jamming enemy radars, </w:t>
+      </w:r>
+    </w:p>
+    <w:p>
+      <w:pPr>
+        <w:numPr>
+          <w:ilvl w:val="1"/>
+          <w:numId w:val="6"/>
+        </w:numPr>
+      </w:pPr>
+      <w:r>
+        <w:t>Taking high-risk, one-way strikes without risking human lives</w:t>
+      </w:r>
+    </w:p>
+    <w:p>
+      <w:pPr>
+        <w:numPr>
+          <w:ilvl w:val="0"/>
+          <w:numId w:val="6"/>
+        </w:numPr>
+      </w:pPr>
+      <w:r>
+        <w:t>Platforms:</w:t>
+      </w:r>
+    </w:p>
+    <w:p>
+      <w:pPr>
+        <w:numPr>
+          <w:ilvl w:val="1"/>
+          <w:numId w:val="6"/>
+        </w:numPr>
+      </w:pPr>
+      <w:r>
+        <w:t>YFQ-42A Dark Merlin (General Atomics)</w:t>
+      </w:r>
+    </w:p>
+    <w:p>
+      <w:pPr>
+        <w:numPr>
+          <w:ilvl w:val="1"/>
+          <w:numId w:val="6"/>
+        </w:numPr>
+      </w:pPr>
+      <w:r>
+        <w:t>YFQ-44A Fury (Anduril)</w:t>
+      </w:r>
+    </w:p>
+    <w:p>
+      <w:pPr>
+        <w:numPr>
+          <w:ilvl w:val="0"/>
+          <w:numId w:val="6"/>
+        </w:numPr>
+      </w:pPr>
+      <w:r>
+        <w:t xml:space="preserve">Designed to be </w:t>
+      </w:r>
+      <w:proofErr w:type="spellStart"/>
+      <w:r>
+        <w:t>attritable</w:t>
+      </w:r>
+      <w:proofErr w:type="spellEnd"/>
+      <w:r>
+        <w:t>: affordable enough that losing them in combat is not catastrophic.</w:t>
+      </w:r>
+    </w:p>
+    <w:p>
+      <w:pPr>
+        <w:numPr>
+          <w:ilvl w:val="0"/>
+          <w:numId w:val="6"/>
+        </w:numPr>
+      </w:pPr>
+      <w:r>
+        <w:t xml:space="preserve">See </w:t>
+      </w:r>
+      <w:hyperlink r:id="rId15" w:history="1">
+        <w:r>
+          <w:rPr>
+            <w:rStyle w:val="Hyperlink"/>
+          </w:rPr>
+          <w:t>Dark Merlin Is The Name Of General Atomics' YFQ-42A Fighter Drone</w:t>
+        </w:r>
+      </w:hyperlink>
+    </w:p>
+    <w:p>
+      <w:pPr>
+        <w:numPr>
+          <w:ilvl w:val="0"/>
+          <w:numId w:val="6"/>
+        </w:numPr>
+      </w:pPr>
+      <w:r>
+        <w:t>Manned-Unmanned Teaming (MUM-T)</w:t>
+      </w:r>
+    </w:p>
+    <w:p>
+      <w:pPr>
+        <w:numPr>
+          <w:ilvl w:val="1"/>
+          <w:numId w:val="6"/>
+        </w:numPr>
+      </w:pPr>
+      <w:r>
+        <w:t>Integrating with land and helicopter operations to enhance situational awareness on the ground.</w:t>
+      </w:r>
+    </w:p>
+    <w:p>
+      <w:pPr>
+        <w:numPr>
+          <w:ilvl w:val="1"/>
+          <w:numId w:val="6"/>
+        </w:numPr>
+      </w:pPr>
+      <w:r>
+        <w:t>Apache Teaming</w:t>
+      </w:r>
+    </w:p>
+    <w:p>
+      <w:pPr>
+        <w:numPr>
+          <w:ilvl w:val="1"/>
+          <w:numId w:val="6"/>
+        </w:numPr>
+      </w:pPr>
+      <w:r>
+        <w:t xml:space="preserve">Tactical Swarms: Small 3:1 drone </w:t>
+      </w:r>
+      <w:proofErr w:type="gramStart"/>
+      <w:r>
+        <w:t>swarms</w:t>
+      </w:r>
+      <w:proofErr w:type="gramEnd"/>
+      <w:r>
+        <w:t xml:space="preserve"> are being tested where a single leader drone acts as the central intelligence, directing “follower” drones into a combat zone to target convoys</w:t>
+      </w:r>
+    </w:p>
+    <w:p>
+      <w:pPr>
+        <w:numPr>
+          <w:ilvl w:val="0"/>
+          <w:numId w:val="6"/>
+        </w:numPr>
+      </w:pPr>
+      <w:r>
+        <w:t>Australia using Boeing’s MQ-28 Ghost Bat</w:t>
+      </w:r>
+    </w:p>
+    <w:p>
+      <w:pPr>
+        <w:numPr>
+          <w:ilvl w:val="1"/>
+          <w:numId w:val="6"/>
+        </w:numPr>
+      </w:pPr>
+      <w:r>
+        <w:t>One of the pioneering loyal wingman concepts developed for the Royal Australian Air Force (RAAF) to fly alongside fighters and intelligence-gathering aircraft.</w:t>
+      </w:r>
+    </w:p>
+    <w:p>
+      <w:pPr>
+        <w:numPr>
+          <w:ilvl w:val="1"/>
+          <w:numId w:val="6"/>
+        </w:numPr>
+      </w:pPr>
+      <w:r>
+        <w:t>Japan and China are investigating the option.</w:t>
+      </w:r>
+    </w:p>
+    <w:p/>
+    <w:p>
+      <w:r>
+        <w:t>Wikipedia Manned-unmanned teaming</w:t>
+      </w:r>
+    </w:p>
+    <w:p>
+      <w:pPr>
+        <w:pStyle w:val="ListParagraph"/>
+        <w:numPr>
+          <w:ilvl w:val="0"/>
+          <w:numId w:val="6"/>
+        </w:numPr>
+      </w:pPr>
+      <w:r>
+        <w:t xml:space="preserve">From </w:t>
+      </w:r>
+      <w:hyperlink r:id="rId16" w:history="1">
+        <w:r>
+          <w:rPr>
+            <w:rStyle w:val="Hyperlink"/>
+          </w:rPr>
+          <w:t>Manned-unmanned teaming - Wikipedia</w:t>
+        </w:r>
+      </w:hyperlink>
+      <w:r>
+        <w:t xml:space="preserve"> (May 20, 2026)</w:t>
+      </w:r>
+    </w:p>
+    <w:p>
+      <w:pPr>
+        <w:pStyle w:val="ListParagraph"/>
+        <w:numPr>
+          <w:ilvl w:val="0"/>
+          <w:numId w:val="6"/>
+        </w:numPr>
+      </w:pPr>
+      <w:r>
+        <w:t>Drones or robotic systems to improve situational awareness.</w:t>
+      </w:r>
+    </w:p>
+    <w:p>
+      <w:pPr>
+        <w:pStyle w:val="ListParagraph"/>
+        <w:numPr>
+          <w:ilvl w:val="0"/>
+          <w:numId w:val="6"/>
+        </w:numPr>
+      </w:pPr>
+      <w:r>
+        <w:t>Loyal wingman drone</w:t>
+      </w:r>
+    </w:p>
+    <w:p>
+      <w:pPr>
+        <w:pStyle w:val="ListParagraph"/>
+        <w:numPr>
+          <w:ilvl w:val="0"/>
+          <w:numId w:val="6"/>
+        </w:numPr>
+      </w:pPr>
+      <w:r>
+        <w:t>CCA – US Air Force term</w:t>
+      </w:r>
+    </w:p>
+    <w:p>
+      <w:pPr>
+        <w:pStyle w:val="ListParagraph"/>
+        <w:numPr>
+          <w:ilvl w:val="0"/>
+          <w:numId w:val="6"/>
+        </w:numPr>
+      </w:pPr>
+      <w:r>
+        <w:t>Unlike \conventional UCAVs, CCA is meant to use AI “autonomy package” to increate survivability while maintaining low costs.</w:t>
+      </w:r>
+    </w:p>
+    <w:p>
+      <w:pPr>
+        <w:pStyle w:val="ListParagraph"/>
+        <w:numPr>
+          <w:ilvl w:val="0"/>
+          <w:numId w:val="6"/>
+        </w:numPr>
+      </w:pPr>
+    </w:p>
+    <w:p/>
+    <w:p/>
+    <w:p/>
     <w:p>
       <w:pPr>
         <w:rPr>
@@ -2579,6 +2721,18 @@
   </w:num>
   <w:num w:numId="5" w16cid:durableId="670565496">
     <w:abstractNumId w:val="1"/>
+  </w:num>
+  <w:num w:numId="6" w16cid:durableId="721556451">
+    <w:abstractNumId w:val="0"/>
+    <w:lvlOverride w:ilvl="0"/>
+    <w:lvlOverride w:ilvl="1"/>
+    <w:lvlOverride w:ilvl="2"/>
+    <w:lvlOverride w:ilvl="3"/>
+    <w:lvlOverride w:ilvl="4"/>
+    <w:lvlOverride w:ilvl="5"/>
+    <w:lvlOverride w:ilvl="6"/>
+    <w:lvlOverride w:ilvl="7"/>
+    <w:lvlOverride w:ilvl="8"/>
   </w:num>
 </w:numbering>
 </file>
